--- a/backend/data/attachments/ops_quarterly_review_5.docx
+++ b/backend/data/attachments/ops_quarterly_review_5.docx
@@ -19,9 +19,9 @@
     </w:p>
     <w:p>
       <w:r>
-        <w:t>日期：2024-01-13</w:t>
+        <w:t>日期：2025-01-27</w:t>
         <w:br/>
-        <w:t>编制部门：龙泰财富</w:t>
+        <w:t>编制部门：信托业务部</w:t>
       </w:r>
     </w:p>
     <w:p>
